--- a/patent-drafts/漂浮方舟_信噪比架构_振动与协同.docx
+++ b/patent-drafts/漂浮方舟_信噪比架构_振动与协同.docx
@@ -3124,6 +3124,1307 @@
           <w:rFonts w:ascii="微软雅黑" w:hAnsi="微软雅黑" w:eastAsia="微软雅黑"/>
           <w:b w:val="0"/>
         </w:rPr>
+        <w:t>母案还要不要做？不要了——但不是因为该改平行</w:t>
+      </w:r>
+    </w:p>
+    <w:p>
+      <w:pPr>
+        <w:jc w:val="left"/>
+      </w:pPr>
+      <w:r>
+        <w:rPr>
+          <w:rFonts w:ascii="微软雅黑" w:hAnsi="微软雅黑" w:eastAsia="微软雅黑"/>
+          <w:b w:val="0"/>
+        </w:rPr>
+        <w:t>我前面两轮各写了一个"母案候选"（</w:t>
+      </w:r>
+      <w:r>
+        <w:rPr>
+          <w:rFonts w:ascii="微软雅黑" w:hAnsi="微软雅黑" w:eastAsia="微软雅黑"/>
+          <w:color w:val="B03060"/>
+        </w:rPr>
+        <w:t>037</w:t>
+      </w:r>
+      <w:r>
+        <w:rPr>
+          <w:rFonts w:ascii="微软雅黑" w:hAnsi="微软雅黑" w:eastAsia="微软雅黑"/>
+          <w:b w:val="0"/>
+        </w:rPr>
+        <w:t>、</w:t>
+      </w:r>
+      <w:r>
+        <w:rPr>
+          <w:rFonts w:ascii="微软雅黑" w:hAnsi="微软雅黑" w:eastAsia="微软雅黑"/>
+          <w:color w:val="B03060"/>
+        </w:rPr>
+        <w:t>046</w:t>
+      </w:r>
+      <w:r>
+        <w:rPr>
+          <w:rFonts w:ascii="微软雅黑" w:hAnsi="微软雅黑" w:eastAsia="微软雅黑"/>
+          <w:b w:val="0"/>
+        </w:rPr>
+        <w:t>），加上库里原有的母案A、母案B，</w:t>
+      </w:r>
+      <w:r>
+        <w:rPr>
+          <w:rFonts w:ascii="微软雅黑" w:hAnsi="微软雅黑" w:eastAsia="微软雅黑"/>
+          <w:b/>
+        </w:rPr>
+        <w:t>四个母案等于没有母案</w:t>
+      </w:r>
+      <w:r>
+        <w:rPr>
+          <w:rFonts w:ascii="微软雅黑" w:hAnsi="微软雅黑" w:eastAsia="微软雅黑"/>
+          <w:b w:val="0"/>
+        </w:rPr>
+        <w:t>。但真正的问题不是数量，是</w:t>
+      </w:r>
+      <w:r>
+        <w:rPr>
+          <w:rFonts w:ascii="微软雅黑" w:hAnsi="微软雅黑" w:eastAsia="微软雅黑"/>
+          <w:b/>
+        </w:rPr>
+        <w:t>母案的成立前提没了</w:t>
+      </w:r>
+      <w:r>
+        <w:rPr>
+          <w:rFonts w:ascii="微软雅黑" w:hAnsi="微软雅黑" w:eastAsia="微软雅黑"/>
+          <w:b w:val="0"/>
+        </w:rPr>
+        <w:t>。三条，任何一条单独就够：</w:t>
+      </w:r>
+    </w:p>
+    <w:p>
+      <w:pPr>
+        <w:pStyle w:val="Heading3"/>
+      </w:pPr>
+      <w:r>
+        <w:rPr>
+          <w:rFonts w:ascii="微软雅黑" w:hAnsi="微软雅黑" w:eastAsia="微软雅黑"/>
+          <w:b w:val="0"/>
+        </w:rPr>
+        <w:t>一、单一性上根本分不到一起</w:t>
+      </w:r>
+    </w:p>
+    <w:p>
+      <w:pPr>
+        <w:jc w:val="left"/>
+      </w:pPr>
+      <w:r>
+        <w:rPr>
+          <w:rFonts w:ascii="微软雅黑" w:hAnsi="微软雅黑" w:eastAsia="微软雅黑"/>
+          <w:b/>
+        </w:rPr>
+        <w:t>专利法第三十一条第一款：</w:t>
+      </w:r>
+      <w:r>
+        <w:rPr>
+          <w:rFonts w:ascii="微软雅黑" w:hAnsi="微软雅黑" w:eastAsia="微软雅黑"/>
+          <w:b w:val="0"/>
+        </w:rPr>
+        <w:t xml:space="preserve"> 一件申请限于一项发明；属于</w:t>
+      </w:r>
+      <w:r>
+        <w:rPr>
+          <w:rFonts w:ascii="微软雅黑" w:hAnsi="微软雅黑" w:eastAsia="微软雅黑"/>
+          <w:b/>
+        </w:rPr>
+        <w:t>一个总的发明构思</w:t>
+      </w:r>
+      <w:r>
+        <w:rPr>
+          <w:rFonts w:ascii="微软雅黑" w:hAnsi="微软雅黑" w:eastAsia="微软雅黑"/>
+          <w:b w:val="0"/>
+        </w:rPr>
+        <w:t>的可以合案。实施细则要求各发明之间含有</w:t>
+      </w:r>
+      <w:r>
+        <w:rPr>
+          <w:rFonts w:ascii="微软雅黑" w:hAnsi="微软雅黑" w:eastAsia="微软雅黑"/>
+          <w:b/>
+        </w:rPr>
+        <w:t>相同或相应的特定技术特征</w:t>
+      </w:r>
+      <w:r>
+        <w:rPr>
+          <w:rFonts w:ascii="微软雅黑" w:hAnsi="微软雅黑" w:eastAsia="微软雅黑"/>
+          <w:b w:val="0"/>
+        </w:rPr>
+        <w:t>，而"特定技术特征"是指</w:t>
+      </w:r>
+      <w:r>
+        <w:rPr>
+          <w:rFonts w:ascii="微软雅黑" w:hAnsi="微软雅黑" w:eastAsia="微软雅黑"/>
+          <w:b/>
+        </w:rPr>
+        <w:t>每一项发明对现有技术作出贡献的那个特征</w:t>
+      </w:r>
+      <w:r>
+        <w:rPr>
+          <w:rFonts w:ascii="微软雅黑" w:hAnsi="微软雅黑" w:eastAsia="微软雅黑"/>
+          <w:b w:val="0"/>
+        </w:rPr>
+        <w:t>。</w:t>
+      </w:r>
+    </w:p>
+    <w:p>
+      <w:pPr>
+        <w:jc w:val="left"/>
+      </w:pPr>
+      <w:r>
+        <w:rPr>
+          <w:rFonts w:ascii="微软雅黑" w:hAnsi="微软雅黑" w:eastAsia="微软雅黑"/>
+          <w:b w:val="0"/>
+        </w:rPr>
+        <w:t>注意落脚点是"对现有技术的贡献"，不是"都装在同一台机器上"。现在四类方案的贡献点是：</w:t>
+      </w:r>
+    </w:p>
+    <w:tbl>
+      <w:tblPr>
+        <w:tblStyle w:val="LightGrid-Accent1"/>
+        <w:tblW w:type="auto" w:w="0"/>
+        <w:tblLook w:firstColumn="1" w:firstRow="1" w:lastColumn="0" w:lastRow="0" w:noHBand="0" w:noVBand="1" w:val="04A0"/>
+      </w:tblPr>
+      <w:tblGrid>
+        <w:gridCol w:w="4320"/>
+        <w:gridCol w:w="4320"/>
+      </w:tblGrid>
+      <w:tr>
+        <w:tc>
+          <w:tcPr>
+            <w:tcW w:type="dxa" w:w="4320"/>
+          </w:tcPr>
+          <w:p>
+            <w:r/>
+            <w:r>
+              <w:rPr>
+                <w:rFonts w:ascii="微软雅黑" w:hAnsi="微软雅黑" w:eastAsia="微软雅黑"/>
+                <w:b/>
+              </w:rPr>
+              <w:t>组</w:t>
+            </w:r>
+          </w:p>
+        </w:tc>
+        <w:tc>
+          <w:tcPr>
+            <w:tcW w:type="dxa" w:w="4320"/>
+          </w:tcPr>
+          <w:p>
+            <w:r/>
+            <w:r>
+              <w:rPr>
+                <w:rFonts w:ascii="微软雅黑" w:hAnsi="微软雅黑" w:eastAsia="微软雅黑"/>
+                <w:b/>
+              </w:rPr>
+              <w:t>对现有技术的贡献点</w:t>
+            </w:r>
+          </w:p>
+        </w:tc>
+      </w:tr>
+      <w:tr>
+        <w:tc>
+          <w:tcPr>
+            <w:tcW w:type="dxa" w:w="4320"/>
+          </w:tcPr>
+          <w:p>
+            <w:r/>
+            <w:r>
+              <w:rPr>
+                <w:rFonts w:ascii="微软雅黑" w:hAnsi="微软雅黑" w:eastAsia="微软雅黑"/>
+                <w:b w:val="0"/>
+              </w:rPr>
+              <w:t>消杀</w:t>
+            </w:r>
+          </w:p>
+        </w:tc>
+        <w:tc>
+          <w:tcPr>
+            <w:tcW w:type="dxa" w:w="4320"/>
+          </w:tcPr>
+          <w:p>
+            <w:r/>
+            <w:r>
+              <w:rPr>
+                <w:rFonts w:ascii="微软雅黑" w:hAnsi="微软雅黑" w:eastAsia="微软雅黑"/>
+                <w:b w:val="0"/>
+              </w:rPr>
+              <w:t>高盐液中氧化路径的时空分离与化学量准入</w:t>
+            </w:r>
+          </w:p>
+        </w:tc>
+      </w:tr>
+      <w:tr>
+        <w:tc>
+          <w:tcPr>
+            <w:tcW w:type="dxa" w:w="4320"/>
+          </w:tcPr>
+          <w:p>
+            <w:r/>
+            <w:r>
+              <w:rPr>
+                <w:rFonts w:ascii="微软雅黑" w:hAnsi="微软雅黑" w:eastAsia="微软雅黑"/>
+                <w:b w:val="0"/>
+              </w:rPr>
+              <w:t>低刺激控制</w:t>
+            </w:r>
+          </w:p>
+        </w:tc>
+        <w:tc>
+          <w:tcPr>
+            <w:tcW w:type="dxa" w:w="4320"/>
+          </w:tcPr>
+          <w:p>
+            <w:r/>
+            <w:r>
+              <w:rPr>
+                <w:rFonts w:ascii="微软雅黑" w:hAnsi="微软雅黑" w:eastAsia="微软雅黑"/>
+                <w:b w:val="0"/>
+              </w:rPr>
+              <w:t>以实测残余量为反馈的联合准入与联合优化</w:t>
+            </w:r>
+          </w:p>
+        </w:tc>
+      </w:tr>
+      <w:tr>
+        <w:tc>
+          <w:tcPr>
+            <w:tcW w:type="dxa" w:w="4320"/>
+          </w:tcPr>
+          <w:p>
+            <w:r/>
+            <w:r>
+              <w:rPr>
+                <w:rFonts w:ascii="微软雅黑" w:hAnsi="微软雅黑" w:eastAsia="微软雅黑"/>
+                <w:b w:val="0"/>
+              </w:rPr>
+              <w:t>声耦合</w:t>
+            </w:r>
+          </w:p>
+        </w:tc>
+        <w:tc>
+          <w:tcPr>
+            <w:tcW w:type="dxa" w:w="4320"/>
+          </w:tcPr>
+          <w:p>
+            <w:r/>
+            <w:r>
+              <w:rPr>
+                <w:rFonts w:ascii="微软雅黑" w:hAnsi="微软雅黑" w:eastAsia="微软雅黑"/>
+                <w:b w:val="0"/>
+              </w:rPr>
+              <w:t>高盐液作耦合介质时的阻抗设计与腔体模态处理</w:t>
+            </w:r>
+          </w:p>
+        </w:tc>
+      </w:tr>
+      <w:tr>
+        <w:tc>
+          <w:tcPr>
+            <w:tcW w:type="dxa" w:w="4320"/>
+          </w:tcPr>
+          <w:p>
+            <w:r/>
+            <w:r>
+              <w:rPr>
+                <w:rFonts w:ascii="微软雅黑" w:hAnsi="微软雅黑" w:eastAsia="微软雅黑"/>
+                <w:b w:val="0"/>
+              </w:rPr>
+              <w:t>液路（原母案A）</w:t>
+            </w:r>
+          </w:p>
+        </w:tc>
+        <w:tc>
+          <w:tcPr>
+            <w:tcW w:type="dxa" w:w="4320"/>
+          </w:tcPr>
+          <w:p>
+            <w:r/>
+            <w:r>
+              <w:rPr>
+                <w:rFonts w:ascii="微软雅黑" w:hAnsi="微软雅黑" w:eastAsia="微软雅黑"/>
+                <w:b w:val="0"/>
+              </w:rPr>
+              <w:t>高盐液路多物理场稳定</w:t>
+            </w:r>
+          </w:p>
+        </w:tc>
+      </w:tr>
+    </w:tbl>
+    <w:p/>
+    <w:p>
+      <w:pPr>
+        <w:jc w:val="left"/>
+      </w:pPr>
+      <w:r>
+        <w:rPr>
+          <w:rFonts w:ascii="微软雅黑" w:hAnsi="微软雅黑" w:eastAsia="微软雅黑"/>
+          <w:b/>
+        </w:rPr>
+        <w:t>四个贡献点互不重叠。</w:t>
+      </w:r>
+      <w:r>
+        <w:rPr>
+          <w:rFonts w:ascii="微软雅黑" w:hAnsi="微软雅黑" w:eastAsia="微软雅黑"/>
+          <w:b w:val="0"/>
+        </w:rPr>
+        <w:t xml:space="preserve"> 共用一台舱、共用一个控制器、写在同一份报告里，</w:t>
+      </w:r>
+      <w:r>
+        <w:rPr>
+          <w:rFonts w:ascii="微软雅黑" w:hAnsi="微软雅黑" w:eastAsia="微软雅黑"/>
+          <w:b/>
+        </w:rPr>
+        <w:t>都不构成单一性</w:t>
+      </w:r>
+      <w:r>
+        <w:rPr>
+          <w:rFonts w:ascii="微软雅黑" w:hAnsi="微软雅黑" w:eastAsia="微软雅黑"/>
+          <w:b w:val="0"/>
+        </w:rPr>
+        <w:t>。</w:t>
+      </w:r>
+    </w:p>
+    <w:p>
+      <w:pPr>
+        <w:jc w:val="left"/>
+      </w:pPr>
+      <w:r>
+        <w:rPr>
+          <w:rFonts w:ascii="微软雅黑" w:hAnsi="微软雅黑" w:eastAsia="微软雅黑"/>
+          <w:b/>
+        </w:rPr>
+        <w:t>所以这不是"要不要平行"的选择题——客观上就必须分开。</w:t>
+      </w:r>
+      <w:r>
+        <w:rPr>
+          <w:rFonts w:ascii="微软雅黑" w:hAnsi="微软雅黑" w:eastAsia="微软雅黑"/>
+          <w:b w:val="0"/>
+        </w:rPr>
+        <w:t xml:space="preserve"> 硬合成一件的结果是收到单一性审查意见后被迫分案，多花申请费和代理费，还拖延授权。</w:t>
+      </w:r>
+    </w:p>
+    <w:p>
+      <w:pPr>
+        <w:pStyle w:val="Heading3"/>
+      </w:pPr>
+      <w:r>
+        <w:rPr>
+          <w:rFonts w:ascii="微软雅黑" w:hAnsi="微软雅黑" w:eastAsia="微软雅黑"/>
+          <w:b w:val="0"/>
+        </w:rPr>
+        <w:t>二、母案的价值前提是说明书能一次写足，而我们一条数据都没有</w:t>
+      </w:r>
+    </w:p>
+    <w:p>
+      <w:pPr>
+        <w:jc w:val="left"/>
+      </w:pPr>
+      <w:r>
+        <w:rPr>
+          <w:rFonts w:ascii="微软雅黑" w:hAnsi="微软雅黑" w:eastAsia="微软雅黑"/>
+          <w:b/>
+        </w:rPr>
+        <w:t>分案不得超出原申请记载范围。</w:t>
+      </w:r>
+      <w:r>
+        <w:rPr>
+          <w:rFonts w:ascii="微软雅黑" w:hAnsi="微软雅黑" w:eastAsia="微软雅黑"/>
+          <w:b w:val="0"/>
+        </w:rPr>
+        <w:t xml:space="preserve"> 所以"先递个大母案，以后慢慢拆"只在</w:t>
+      </w:r>
+      <w:r>
+        <w:rPr>
+          <w:rFonts w:ascii="微软雅黑" w:hAnsi="微软雅黑" w:eastAsia="微软雅黑"/>
+          <w:b/>
+        </w:rPr>
+        <w:t>说明书当下就写足</w:t>
+      </w:r>
+      <w:r>
+        <w:rPr>
+          <w:rFonts w:ascii="微软雅黑" w:hAnsi="微软雅黑" w:eastAsia="微软雅黑"/>
+          <w:b w:val="0"/>
+        </w:rPr>
+        <w:t>的前提下成立。母案今天没写进去的，将来分不出来。</w:t>
+      </w:r>
+    </w:p>
+    <w:p>
+      <w:pPr>
+        <w:jc w:val="left"/>
+      </w:pPr>
+      <w:r>
+        <w:rPr>
+          <w:rFonts w:ascii="微软雅黑" w:hAnsi="微软雅黑" w:eastAsia="微软雅黑"/>
+          <w:b w:val="0"/>
+        </w:rPr>
+        <w:t>而我们：清除速率没测、溴本底没测、余辉曲线没测、本底三态没测、交叉矩阵没做、声速曲线没有——</w:t>
+      </w:r>
+      <w:r>
+        <w:rPr>
+          <w:rFonts w:ascii="微软雅黑" w:hAnsi="微软雅黑" w:eastAsia="微软雅黑"/>
+          <w:color w:val="B03060"/>
+        </w:rPr>
+        <w:t>PAT-GAP-004</w:t>
+      </w:r>
+      <w:r>
+        <w:rPr>
+          <w:rFonts w:ascii="微软雅黑" w:hAnsi="微软雅黑" w:eastAsia="微软雅黑"/>
+          <w:b w:val="0"/>
+        </w:rPr>
+        <w:t>/</w:t>
+      </w:r>
+      <w:r>
+        <w:rPr>
+          <w:rFonts w:ascii="微软雅黑" w:hAnsi="微软雅黑" w:eastAsia="微软雅黑"/>
+          <w:color w:val="B03060"/>
+        </w:rPr>
+        <w:t>005</w:t>
+      </w:r>
+      <w:r>
+        <w:rPr>
+          <w:rFonts w:ascii="微软雅黑" w:hAnsi="微软雅黑" w:eastAsia="微软雅黑"/>
+          <w:b w:val="0"/>
+        </w:rPr>
+        <w:t>/</w:t>
+      </w:r>
+      <w:r>
+        <w:rPr>
+          <w:rFonts w:ascii="微软雅黑" w:hAnsi="微软雅黑" w:eastAsia="微软雅黑"/>
+          <w:color w:val="B03060"/>
+        </w:rPr>
+        <w:t>006</w:t>
+      </w:r>
+      <w:r>
+        <w:rPr>
+          <w:rFonts w:ascii="微软雅黑" w:hAnsi="微软雅黑" w:eastAsia="微软雅黑"/>
+          <w:b w:val="0"/>
+        </w:rPr>
+        <w:t xml:space="preserve"> 列的一条都没做。</w:t>
+      </w:r>
+    </w:p>
+    <w:p>
+      <w:pPr>
+        <w:jc w:val="left"/>
+      </w:pPr>
+      <w:r>
+        <w:rPr>
+          <w:rFonts w:ascii="微软雅黑" w:hAnsi="微软雅黑" w:eastAsia="微软雅黑"/>
+          <w:b/>
+        </w:rPr>
+        <w:t>没有数据的说明书同时踩两款：</w:t>
+      </w:r>
+      <w:r>
+        <w:rPr>
+          <w:rFonts w:ascii="微软雅黑" w:hAnsi="微软雅黑" w:eastAsia="微软雅黑"/>
+          <w:b w:val="0"/>
+        </w:rPr>
+        <w:t xml:space="preserve"> 第二十六条第三款（公开不充分，说明书要让本领域技术人员能够实现）、第四款（权利要求得不到说明书支持）。</w:t>
+      </w:r>
+      <w:r>
+        <w:rPr>
+          <w:rFonts w:ascii="微软雅黑" w:hAnsi="微软雅黑" w:eastAsia="微软雅黑"/>
+          <w:b/>
+        </w:rPr>
+        <w:t>这两款是驳回理由，也是无效理由。数据不足不是写作技巧能补的。</w:t>
+      </w:r>
+    </w:p>
+    <w:p>
+      <w:pPr>
+        <w:pStyle w:val="Heading3"/>
+      </w:pPr>
+      <w:r>
+        <w:rPr>
+          <w:rFonts w:ascii="微软雅黑" w:hAnsi="微软雅黑" w:eastAsia="微软雅黑"/>
+          <w:b w:val="0"/>
+        </w:rPr>
+        <w:t>三、按我们自己定过的尺子，037 和 046 现在都不够格</w:t>
+      </w:r>
+    </w:p>
+    <w:p>
+      <w:pPr>
+        <w:jc w:val="left"/>
+      </w:pPr>
+      <w:r>
+        <w:rPr>
+          <w:rFonts w:ascii="微软雅黑" w:hAnsi="微软雅黑" w:eastAsia="微软雅黑"/>
+          <w:color w:val="B03060"/>
+        </w:rPr>
+        <w:t>PAT-NO3-001</w:t>
+      </w:r>
+      <w:r>
+        <w:rPr>
+          <w:rFonts w:ascii="微软雅黑" w:hAnsi="微软雅黑" w:eastAsia="微软雅黑"/>
+          <w:b w:val="0"/>
+        </w:rPr>
+        <w:t xml:space="preserve"> 当初拒绝设立母案3，定了四个条件：技术问题独立、技术特征独立、技术效果独立、</w:t>
+      </w:r>
+      <w:r>
+        <w:rPr>
+          <w:rFonts w:ascii="微软雅黑" w:hAnsi="微软雅黑" w:eastAsia="微软雅黑"/>
+          <w:b/>
+        </w:rPr>
+        <w:t>原型与数据成熟</w:t>
+      </w:r>
+      <w:r>
+        <w:rPr>
+          <w:rFonts w:ascii="微软雅黑" w:hAnsi="微软雅黑" w:eastAsia="微软雅黑"/>
+          <w:b w:val="0"/>
+        </w:rPr>
+        <w:t>。</w:t>
+      </w:r>
+    </w:p>
+    <w:p>
+      <w:pPr>
+        <w:jc w:val="left"/>
+      </w:pPr>
+      <w:r>
+        <w:rPr>
+          <w:rFonts w:ascii="微软雅黑" w:hAnsi="微软雅黑" w:eastAsia="微软雅黑"/>
+          <w:color w:val="B03060"/>
+        </w:rPr>
+        <w:t>037</w:t>
+      </w:r>
+      <w:r>
+        <w:rPr>
+          <w:rFonts w:ascii="微软雅黑" w:hAnsi="微软雅黑" w:eastAsia="微软雅黑"/>
+          <w:b w:val="0"/>
+        </w:rPr>
+        <w:t xml:space="preserve"> 和 </w:t>
+      </w:r>
+      <w:r>
+        <w:rPr>
+          <w:rFonts w:ascii="微软雅黑" w:hAnsi="微软雅黑" w:eastAsia="微软雅黑"/>
+          <w:color w:val="B03060"/>
+        </w:rPr>
+        <w:t>046</w:t>
+      </w:r>
+      <w:r>
+        <w:rPr>
+          <w:rFonts w:ascii="微软雅黑" w:hAnsi="微软雅黑" w:eastAsia="微软雅黑"/>
+          <w:b w:val="0"/>
+        </w:rPr>
+        <w:t xml:space="preserve"> 目前只满足前两条，</w:t>
+      </w:r>
+      <w:r>
+        <w:rPr>
+          <w:rFonts w:ascii="微软雅黑" w:hAnsi="微软雅黑" w:eastAsia="微软雅黑"/>
+          <w:b/>
+        </w:rPr>
+        <w:t>第四条完全不满足</w:t>
+      </w:r>
+      <w:r>
+        <w:rPr>
+          <w:rFonts w:ascii="微软雅黑" w:hAnsi="微软雅黑" w:eastAsia="微软雅黑"/>
+          <w:b w:val="0"/>
+        </w:rPr>
+        <w:t>。同一把尺子量下来，它们现在都不能立母案。</w:t>
+      </w:r>
+    </w:p>
+    <w:p/>
+    <w:p>
+      <w:pPr>
+        <w:pStyle w:val="Heading2"/>
+      </w:pPr>
+      <w:r>
+        <w:rPr>
+          <w:rFonts w:ascii="微软雅黑" w:hAnsi="微软雅黑" w:eastAsia="微软雅黑"/>
+          <w:b w:val="0"/>
+        </w:rPr>
+        <w:t>新框架：四组独立申请，按数据门槛排队</w:t>
+      </w:r>
+    </w:p>
+    <w:p>
+      <w:pPr>
+        <w:jc w:val="left"/>
+      </w:pPr>
+      <w:r>
+        <w:rPr>
+          <w:rFonts w:ascii="微软雅黑" w:hAnsi="微软雅黑" w:eastAsia="微软雅黑"/>
+          <w:b w:val="0"/>
+        </w:rPr>
+        <w:t>不再讲母案和子案，改讲</w:t>
+      </w:r>
+      <w:r>
+        <w:rPr>
+          <w:rFonts w:ascii="微软雅黑" w:hAnsi="微软雅黑" w:eastAsia="微软雅黑"/>
+          <w:b/>
+        </w:rPr>
+        <w:t>组</w:t>
+      </w:r>
+      <w:r>
+        <w:rPr>
+          <w:rFonts w:ascii="微软雅黑" w:hAnsi="微软雅黑" w:eastAsia="微软雅黑"/>
+          <w:b w:val="0"/>
+        </w:rPr>
+        <w:t>。组内用从属权利要求做层次。</w:t>
+      </w:r>
+    </w:p>
+    <w:tbl>
+      <w:tblPr>
+        <w:tblStyle w:val="LightGrid-Accent1"/>
+        <w:tblW w:type="auto" w:w="0"/>
+        <w:tblLook w:firstColumn="1" w:firstRow="1" w:lastColumn="0" w:lastRow="0" w:noHBand="0" w:noVBand="1" w:val="04A0"/>
+      </w:tblPr>
+      <w:tblGrid>
+        <w:gridCol w:w="2880"/>
+        <w:gridCol w:w="2880"/>
+        <w:gridCol w:w="2880"/>
+      </w:tblGrid>
+      <w:tr>
+        <w:tc>
+          <w:tcPr>
+            <w:tcW w:type="dxa" w:w="2880"/>
+          </w:tcPr>
+          <w:p>
+            <w:r/>
+            <w:r>
+              <w:rPr>
+                <w:rFonts w:ascii="微软雅黑" w:hAnsi="微软雅黑" w:eastAsia="微软雅黑"/>
+                <w:b/>
+              </w:rPr>
+              <w:t>组</w:t>
+            </w:r>
+          </w:p>
+        </w:tc>
+        <w:tc>
+          <w:tcPr>
+            <w:tcW w:type="dxa" w:w="2880"/>
+          </w:tcPr>
+          <w:p>
+            <w:r/>
+            <w:r>
+              <w:rPr>
+                <w:rFonts w:ascii="微软雅黑" w:hAnsi="微软雅黑" w:eastAsia="微软雅黑"/>
+                <w:b/>
+              </w:rPr>
+              <w:t>独权候选</w:t>
+            </w:r>
+          </w:p>
+        </w:tc>
+        <w:tc>
+          <w:tcPr>
+            <w:tcW w:type="dxa" w:w="2880"/>
+          </w:tcPr>
+          <w:p>
+            <w:r/>
+            <w:r>
+              <w:rPr>
+                <w:rFonts w:ascii="微软雅黑" w:hAnsi="微软雅黑" w:eastAsia="微软雅黑"/>
+                <w:b/>
+              </w:rPr>
+              <w:t>共同特定技术特征</w:t>
+            </w:r>
+          </w:p>
+        </w:tc>
+      </w:tr>
+      <w:tr>
+        <w:tc>
+          <w:tcPr>
+            <w:tcW w:type="dxa" w:w="2880"/>
+          </w:tcPr>
+          <w:p>
+            <w:r/>
+            <w:r>
+              <w:rPr>
+                <w:rFonts w:ascii="微软雅黑" w:hAnsi="微软雅黑" w:eastAsia="微软雅黑"/>
+                <w:b w:val="0"/>
+              </w:rPr>
+              <w:t>一 · 液路与化学</w:t>
+            </w:r>
+          </w:p>
+        </w:tc>
+        <w:tc>
+          <w:tcPr>
+            <w:tcW w:type="dxa" w:w="2880"/>
+          </w:tcPr>
+          <w:p>
+            <w:r/>
+            <w:r>
+              <w:rPr>
+                <w:rFonts w:ascii="微软雅黑" w:hAnsi="微软雅黑" w:eastAsia="微软雅黑"/>
+                <w:b w:val="0"/>
+              </w:rPr>
+              <w:t>原母案A</w:t>
+            </w:r>
+          </w:p>
+        </w:tc>
+        <w:tc>
+          <w:tcPr>
+            <w:tcW w:type="dxa" w:w="2880"/>
+          </w:tcPr>
+          <w:p>
+            <w:r/>
+            <w:r>
+              <w:rPr>
+                <w:rFonts w:ascii="微软雅黑" w:hAnsi="微软雅黑" w:eastAsia="微软雅黑"/>
+                <w:b w:val="0"/>
+              </w:rPr>
+              <w:t>高盐液物理化学状态量作为运行准入与流路切换依据</w:t>
+            </w:r>
+          </w:p>
+        </w:tc>
+      </w:tr>
+      <w:tr>
+        <w:tc>
+          <w:tcPr>
+            <w:tcW w:type="dxa" w:w="2880"/>
+          </w:tcPr>
+          <w:p>
+            <w:r/>
+            <w:r>
+              <w:rPr>
+                <w:rFonts w:ascii="微软雅黑" w:hAnsi="微软雅黑" w:eastAsia="微软雅黑"/>
+                <w:b w:val="0"/>
+              </w:rPr>
+              <w:t>二 · 残余量闭环控制</w:t>
+            </w:r>
+          </w:p>
+        </w:tc>
+        <w:tc>
+          <w:tcPr>
+            <w:tcW w:type="dxa" w:w="2880"/>
+          </w:tcPr>
+          <w:p>
+            <w:r/>
+            <w:r>
+              <w:rPr>
+                <w:rFonts w:ascii="微软雅黑" w:hAnsi="微软雅黑" w:eastAsia="微软雅黑"/>
+                <w:color w:val="B03060"/>
+              </w:rPr>
+              <w:t>046</w:t>
+            </w:r>
+          </w:p>
+        </w:tc>
+        <w:tc>
+          <w:tcPr>
+            <w:tcW w:type="dxa" w:w="2880"/>
+          </w:tcPr>
+          <w:p>
+            <w:r/>
+            <w:r>
+              <w:rPr>
+                <w:rFonts w:ascii="微软雅黑" w:hAnsi="微软雅黑" w:eastAsia="微软雅黑"/>
+                <w:b w:val="0"/>
+              </w:rPr>
+              <w:t>以实测残余量为反馈、联合优化与准入联锁</w:t>
+            </w:r>
+          </w:p>
+        </w:tc>
+      </w:tr>
+      <w:tr>
+        <w:tc>
+          <w:tcPr>
+            <w:tcW w:type="dxa" w:w="2880"/>
+          </w:tcPr>
+          <w:p>
+            <w:r/>
+            <w:r>
+              <w:rPr>
+                <w:rFonts w:ascii="微软雅黑" w:hAnsi="微软雅黑" w:eastAsia="微软雅黑"/>
+                <w:b w:val="0"/>
+              </w:rPr>
+              <w:t>三 · 高盐声耦合</w:t>
+            </w:r>
+          </w:p>
+        </w:tc>
+        <w:tc>
+          <w:tcPr>
+            <w:tcW w:type="dxa" w:w="2880"/>
+          </w:tcPr>
+          <w:p>
+            <w:r/>
+            <w:r>
+              <w:rPr>
+                <w:rFonts w:ascii="微软雅黑" w:hAnsi="微软雅黑" w:eastAsia="微软雅黑"/>
+                <w:color w:val="B03060"/>
+              </w:rPr>
+              <w:t>049</w:t>
+            </w:r>
+          </w:p>
+        </w:tc>
+        <w:tc>
+          <w:tcPr>
+            <w:tcW w:type="dxa" w:w="2880"/>
+          </w:tcPr>
+          <w:p>
+            <w:r/>
+            <w:r>
+              <w:rPr>
+                <w:rFonts w:ascii="微软雅黑" w:hAnsi="微软雅黑" w:eastAsia="微软雅黑"/>
+                <w:b w:val="0"/>
+              </w:rPr>
+              <w:t>高盐液作声耦合介质的阻抗与腔体模态处理</w:t>
+            </w:r>
+          </w:p>
+        </w:tc>
+      </w:tr>
+      <w:tr>
+        <w:tc>
+          <w:tcPr>
+            <w:tcW w:type="dxa" w:w="2880"/>
+          </w:tcPr>
+          <w:p>
+            <w:r/>
+            <w:r>
+              <w:rPr>
+                <w:rFonts w:ascii="微软雅黑" w:hAnsi="微软雅黑" w:eastAsia="微软雅黑"/>
+                <w:b w:val="0"/>
+              </w:rPr>
+              <w:t>四 · 测量可信度</w:t>
+            </w:r>
+          </w:p>
+        </w:tc>
+        <w:tc>
+          <w:tcPr>
+            <w:tcW w:type="dxa" w:w="2880"/>
+          </w:tcPr>
+          <w:p>
+            <w:r/>
+            <w:r>
+              <w:rPr>
+                <w:rFonts w:ascii="微软雅黑" w:hAnsi="微软雅黑" w:eastAsia="微软雅黑"/>
+                <w:b w:val="0"/>
+              </w:rPr>
+              <w:t>原母案B</w:t>
+            </w:r>
+          </w:p>
+        </w:tc>
+        <w:tc>
+          <w:tcPr>
+            <w:tcW w:type="dxa" w:w="2880"/>
+          </w:tcPr>
+          <w:p>
+            <w:r/>
+            <w:r>
+              <w:rPr>
+                <w:rFonts w:ascii="微软雅黑" w:hAnsi="微软雅黑" w:eastAsia="微软雅黑"/>
+                <w:b w:val="0"/>
+              </w:rPr>
+              <w:t>维持现状</w:t>
+            </w:r>
+          </w:p>
+        </w:tc>
+      </w:tr>
+    </w:tbl>
+    <w:p/>
+    <w:p>
+      <w:pPr>
+        <w:jc w:val="left"/>
+      </w:pPr>
+      <w:r>
+        <w:rPr>
+          <w:rFonts w:ascii="微软雅黑" w:hAnsi="微软雅黑" w:eastAsia="微软雅黑"/>
+          <w:b w:val="0"/>
+        </w:rPr>
+        <w:t>组二内部的共同特征是四组里最扎实的（</w:t>
+      </w:r>
+      <w:r>
+        <w:rPr>
+          <w:rFonts w:ascii="微软雅黑" w:hAnsi="微软雅黑" w:eastAsia="微软雅黑"/>
+          <w:color w:val="B03060"/>
+        </w:rPr>
+        <w:t>037</w:t>
+      </w:r>
+      <w:r>
+        <w:rPr>
+          <w:rFonts w:ascii="微软雅黑" w:hAnsi="微软雅黑" w:eastAsia="微软雅黑"/>
+          <w:b w:val="0"/>
+        </w:rPr>
+        <w:t>、</w:t>
+      </w:r>
+      <w:r>
+        <w:rPr>
+          <w:rFonts w:ascii="微软雅黑" w:hAnsi="微软雅黑" w:eastAsia="微软雅黑"/>
+          <w:color w:val="B03060"/>
+        </w:rPr>
+        <w:t>041</w:t>
+      </w:r>
+      <w:r>
+        <w:rPr>
+          <w:rFonts w:ascii="微软雅黑" w:hAnsi="微软雅黑" w:eastAsia="微软雅黑"/>
+          <w:b w:val="0"/>
+        </w:rPr>
+        <w:t>、</w:t>
+      </w:r>
+      <w:r>
+        <w:rPr>
+          <w:rFonts w:ascii="微软雅黑" w:hAnsi="微软雅黑" w:eastAsia="微软雅黑"/>
+          <w:color w:val="B03060"/>
+        </w:rPr>
+        <w:t>047</w:t>
+      </w:r>
+      <w:r>
+        <w:rPr>
+          <w:rFonts w:ascii="微软雅黑" w:hAnsi="微软雅黑" w:eastAsia="微软雅黑"/>
+          <w:b w:val="0"/>
+        </w:rPr>
+        <w:t>、</w:t>
+      </w:r>
+      <w:r>
+        <w:rPr>
+          <w:rFonts w:ascii="微软雅黑" w:hAnsi="微软雅黑" w:eastAsia="微软雅黑"/>
+          <w:color w:val="B03060"/>
+        </w:rPr>
+        <w:t>048</w:t>
+      </w:r>
+      <w:r>
+        <w:rPr>
+          <w:rFonts w:ascii="微软雅黑" w:hAnsi="微软雅黑" w:eastAsia="微软雅黑"/>
+          <w:b w:val="0"/>
+        </w:rPr>
+        <w:t xml:space="preserve"> 做从权，</w:t>
+      </w:r>
+      <w:r>
+        <w:rPr>
+          <w:rFonts w:ascii="微软雅黑" w:hAnsi="微软雅黑" w:eastAsia="微软雅黑"/>
+          <w:color w:val="B03060"/>
+        </w:rPr>
+        <w:t>042</w:t>
+      </w:r>
+      <w:r>
+        <w:rPr>
+          <w:rFonts w:ascii="微软雅黑" w:hAnsi="微软雅黑" w:eastAsia="微软雅黑"/>
+          <w:b w:val="0"/>
+        </w:rPr>
+        <w:t xml:space="preserve"> 挂光通道）。</w:t>
+      </w:r>
+      <w:r>
+        <w:rPr>
+          <w:rFonts w:ascii="微软雅黑" w:hAnsi="微软雅黑" w:eastAsia="微软雅黑"/>
+          <w:color w:val="B03060"/>
+        </w:rPr>
+        <w:t>051</w:t>
+      </w:r>
+      <w:r>
+        <w:rPr>
+          <w:rFonts w:ascii="微软雅黑" w:hAnsi="微软雅黑" w:eastAsia="微软雅黑"/>
+          <w:b w:val="0"/>
+        </w:rPr>
+        <w:t xml:space="preserve"> 传感可以同时挂组二和组三。</w:t>
+      </w:r>
+    </w:p>
+    <w:p>
+      <w:pPr>
+        <w:jc w:val="left"/>
+      </w:pPr>
+      <w:r>
+        <w:rPr>
+          <w:rFonts w:ascii="微软雅黑" w:hAnsi="微软雅黑" w:eastAsia="微软雅黑"/>
+          <w:b/>
+        </w:rPr>
+        <w:t>排队依据是数据门槛，不是重要性：</w:t>
+      </w:r>
+    </w:p>
+    <w:p>
+      <w:pPr>
+        <w:jc w:val="left"/>
+      </w:pPr>
+      <w:r>
+        <w:rPr>
+          <w:rFonts w:ascii="微软雅黑" w:hAnsi="微软雅黑" w:eastAsia="微软雅黑"/>
+          <w:b/>
+        </w:rPr>
+        <w:t>第一梯队 —— 组二。</w:t>
+      </w:r>
+      <w:r>
+        <w:rPr>
+          <w:rFonts w:ascii="微软雅黑" w:hAnsi="微软雅黑" w:eastAsia="微软雅黑"/>
+          <w:b w:val="0"/>
+        </w:rPr>
+        <w:t xml:space="preserve"> 所需数据只有两张表：执行器三态本底实测 + 交叉影响矩阵。</w:t>
+      </w:r>
+      <w:r>
+        <w:rPr>
+          <w:rFonts w:ascii="微软雅黑" w:hAnsi="微软雅黑" w:eastAsia="微软雅黑"/>
+          <w:b/>
+        </w:rPr>
+        <w:t>不需要样机、不需要新材料、不需要新配方，只要传感器和时间。</w:t>
+      </w:r>
+      <w:r>
+        <w:rPr>
+          <w:rFonts w:ascii="微软雅黑" w:hAnsi="微软雅黑" w:eastAsia="微软雅黑"/>
+          <w:b w:val="0"/>
+        </w:rPr>
+        <w:t xml:space="preserve"> 这是目前最快能递的一组。</w:t>
+      </w:r>
+    </w:p>
+    <w:p>
+      <w:pPr>
+        <w:jc w:val="left"/>
+      </w:pPr>
+      <w:r>
+        <w:rPr>
+          <w:rFonts w:ascii="微软雅黑" w:hAnsi="微软雅黑" w:eastAsia="微软雅黑"/>
+          <w:b/>
+        </w:rPr>
+        <w:t>第二梯队 —— 数据决定生死，必须先测再决定写不写：</w:t>
+      </w:r>
+      <w:r>
+        <w:rPr>
+          <w:rFonts w:ascii="微软雅黑" w:hAnsi="微软雅黑" w:eastAsia="微软雅黑"/>
+          <w:b w:val="0"/>
+        </w:rPr>
+        <w:t xml:space="preserve"> </w:t>
+      </w:r>
+      <w:r>
+        <w:rPr>
+          <w:rFonts w:ascii="微软雅黑" w:hAnsi="微软雅黑" w:eastAsia="微软雅黑"/>
+          <w:color w:val="B03060"/>
+        </w:rPr>
+        <w:t>027</w:t>
+      </w:r>
+      <w:r>
+        <w:rPr>
+          <w:rFonts w:ascii="微软雅黑" w:hAnsi="微软雅黑" w:eastAsia="微软雅黑"/>
+          <w:b w:val="0"/>
+        </w:rPr>
+        <w:t xml:space="preserve"> 溴酸盐（测不到溴整条打掉）、</w:t>
+      </w:r>
+      <w:r>
+        <w:rPr>
+          <w:rFonts w:ascii="微软雅黑" w:hAnsi="微软雅黑" w:eastAsia="微软雅黑"/>
+          <w:color w:val="B03060"/>
+        </w:rPr>
+        <w:t>042</w:t>
+      </w:r>
+      <w:r>
+        <w:rPr>
+          <w:rFonts w:ascii="微软雅黑" w:hAnsi="微软雅黑" w:eastAsia="微软雅黑"/>
+          <w:b w:val="0"/>
+        </w:rPr>
+        <w:t xml:space="preserve"> 余辉（曲线不相交就降级）、</w:t>
+      </w:r>
+      <w:r>
+        <w:rPr>
+          <w:rFonts w:ascii="微软雅黑" w:hAnsi="微软雅黑" w:eastAsia="微软雅黑"/>
+          <w:color w:val="B03060"/>
+        </w:rPr>
+        <w:t>051</w:t>
+      </w:r>
+      <w:r>
+        <w:rPr>
+          <w:rFonts w:ascii="微软雅黑" w:hAnsi="微软雅黑" w:eastAsia="微软雅黑"/>
+          <w:b w:val="0"/>
+        </w:rPr>
+        <w:t xml:space="preserve"> 心冲击（解不出心跳就收窄成只要呼吸相位）、</w:t>
+      </w:r>
+      <w:r>
+        <w:rPr>
+          <w:rFonts w:ascii="微软雅黑" w:hAnsi="微软雅黑" w:eastAsia="微软雅黑"/>
+          <w:color w:val="B03060"/>
+        </w:rPr>
+        <w:t>049</w:t>
+      </w:r>
+      <w:r>
+        <w:rPr>
+          <w:rFonts w:ascii="微软雅黑" w:hAnsi="微软雅黑" w:eastAsia="微软雅黑"/>
+          <w:b w:val="0"/>
+        </w:rPr>
+        <w:t xml:space="preserve"> 阻抗（曲线与浮力窗口不相交就得改独立匹配层）。</w:t>
+      </w:r>
+      <w:r>
+        <w:rPr>
+          <w:rFonts w:ascii="微软雅黑" w:hAnsi="微软雅黑" w:eastAsia="微软雅黑"/>
+          <w:b/>
+        </w:rPr>
+        <w:t>这四条绝对不能先申请再补数据。</w:t>
+      </w:r>
+    </w:p>
+    <w:p>
+      <w:pPr>
+        <w:jc w:val="left"/>
+      </w:pPr>
+      <w:r>
+        <w:rPr>
+          <w:rFonts w:ascii="微软雅黑" w:hAnsi="微软雅黑" w:eastAsia="微软雅黑"/>
+          <w:b/>
+        </w:rPr>
+        <w:t>第三梯队 —— 需要样机：</w:t>
+      </w:r>
+      <w:r>
+        <w:rPr>
+          <w:rFonts w:ascii="微软雅黑" w:hAnsi="微软雅黑" w:eastAsia="微软雅黑"/>
+          <w:b w:val="0"/>
+        </w:rPr>
+        <w:t xml:space="preserve"> </w:t>
+      </w:r>
+      <w:r>
+        <w:rPr>
+          <w:rFonts w:ascii="微软雅黑" w:hAnsi="微软雅黑" w:eastAsia="微软雅黑"/>
+          <w:color w:val="B03060"/>
+        </w:rPr>
+        <w:t>028</w:t>
+      </w:r>
+      <w:r>
+        <w:rPr>
+          <w:rFonts w:ascii="微软雅黑" w:hAnsi="微软雅黑" w:eastAsia="微软雅黑"/>
+          <w:b w:val="0"/>
+        </w:rPr>
+        <w:t xml:space="preserve"> 空舱气相、</w:t>
+      </w:r>
+      <w:r>
+        <w:rPr>
+          <w:rFonts w:ascii="微软雅黑" w:hAnsi="微软雅黑" w:eastAsia="微软雅黑"/>
+          <w:color w:val="B03060"/>
+        </w:rPr>
+        <w:t>032</w:t>
+      </w:r>
+      <w:r>
+        <w:rPr>
+          <w:rFonts w:ascii="微软雅黑" w:hAnsi="微软雅黑" w:eastAsia="微软雅黑"/>
+          <w:b w:val="0"/>
+        </w:rPr>
+        <w:t xml:space="preserve"> 双相对消、</w:t>
+      </w:r>
+      <w:r>
+        <w:rPr>
+          <w:rFonts w:ascii="微软雅黑" w:hAnsi="微软雅黑" w:eastAsia="微软雅黑"/>
+          <w:color w:val="B03060"/>
+        </w:rPr>
+        <w:t>050</w:t>
+      </w:r>
+      <w:r>
+        <w:rPr>
+          <w:rFonts w:ascii="微软雅黑" w:hAnsi="微软雅黑" w:eastAsia="微软雅黑"/>
+          <w:b w:val="0"/>
+        </w:rPr>
+        <w:t xml:space="preserve"> 腔体模态、组一的界面传递效率实测。</w:t>
+      </w:r>
+    </w:p>
+    <w:p>
+      <w:pPr>
+        <w:pStyle w:val="Heading3"/>
+      </w:pPr>
+      <w:r>
+        <w:rPr>
+          <w:rFonts w:ascii="微软雅黑" w:hAnsi="微软雅黑" w:eastAsia="微软雅黑"/>
+          <w:b w:val="0"/>
+        </w:rPr>
+        <w:t>如果确实有被抢先的时间压力</w:t>
+      </w:r>
+    </w:p>
+    <w:p>
+      <w:pPr>
+        <w:jc w:val="left"/>
+      </w:pPr>
+      <w:r>
+        <w:rPr>
+          <w:rFonts w:ascii="微软雅黑" w:hAnsi="微软雅黑" w:eastAsia="微软雅黑"/>
+          <w:b/>
+        </w:rPr>
+        <w:t>正规工具是本国优先权，不是提前递一件写不实的大案。</w:t>
+      </w:r>
+    </w:p>
+    <w:p>
+      <w:pPr>
+        <w:jc w:val="left"/>
+      </w:pPr>
+      <w:r>
+        <w:rPr>
+          <w:rFonts w:ascii="微软雅黑" w:hAnsi="微软雅黑" w:eastAsia="微软雅黑"/>
+          <w:b w:val="0"/>
+        </w:rPr>
+        <w:t>专利法第二十九条第二款：自在先中国申请之日起</w:t>
+      </w:r>
+      <w:r>
+        <w:rPr>
+          <w:rFonts w:ascii="微软雅黑" w:hAnsi="微软雅黑" w:eastAsia="微软雅黑"/>
+          <w:b/>
+        </w:rPr>
+        <w:t>十二个月内</w:t>
+      </w:r>
+      <w:r>
+        <w:rPr>
+          <w:rFonts w:ascii="微软雅黑" w:hAnsi="微软雅黑" w:eastAsia="微软雅黑"/>
+          <w:b w:val="0"/>
+        </w:rPr>
+        <w:t>，可就相同主题提出新申请并要求优先权，把这十二个月里做出来的数据补进说明书；在先申请视为撤回。代价是</w:t>
+      </w:r>
+      <w:r>
+        <w:rPr>
+          <w:rFonts w:ascii="微软雅黑" w:hAnsi="微软雅黑" w:eastAsia="微软雅黑"/>
+          <w:b/>
+        </w:rPr>
+        <w:t>十二个月是硬期限</w:t>
+      </w:r>
+      <w:r>
+        <w:rPr>
+          <w:rFonts w:ascii="微软雅黑" w:hAnsi="微软雅黑" w:eastAsia="微软雅黑"/>
+          <w:b w:val="0"/>
+        </w:rPr>
+        <w:t>，到期数据仍不足就白费。</w:t>
+      </w:r>
+    </w:p>
+    <w:p>
+      <w:pPr>
+        <w:jc w:val="left"/>
+      </w:pPr>
+      <w:r>
+        <w:rPr>
+          <w:rFonts w:ascii="微软雅黑" w:hAnsi="微软雅黑" w:eastAsia="微软雅黑"/>
+          <w:b w:val="0"/>
+        </w:rPr>
+        <w:t>另外，装置类可以考虑</w:t>
+      </w:r>
+      <w:r>
+        <w:rPr>
+          <w:rFonts w:ascii="微软雅黑" w:hAnsi="微软雅黑" w:eastAsia="微软雅黑"/>
+          <w:b/>
+        </w:rPr>
+        <w:t>发明与实用新型同日申请</w:t>
+      </w:r>
+      <w:r>
+        <w:rPr>
+          <w:rFonts w:ascii="微软雅黑" w:hAnsi="微软雅黑" w:eastAsia="微软雅黑"/>
+          <w:b w:val="0"/>
+        </w:rPr>
+        <w:t>——实用新型不做实质审查，通常一年内授权，能更快形成"今天能拿出来的权利存量"（直接回应审计第五级破洞：护城河取决于今天有多少）。具体条件和放弃声明的时点问代理师。</w:t>
+      </w:r>
+    </w:p>
+    <w:p>
+      <w:pPr>
+        <w:jc w:val="left"/>
+      </w:pPr>
+      <w:r>
+        <w:rPr>
+          <w:rFonts w:ascii="微软雅黑" w:hAnsi="微软雅黑" w:eastAsia="微软雅黑"/>
+          <w:color w:val="B03060"/>
+        </w:rPr>
+        <w:t>PAT-BATCH-002</w:t>
+      </w:r>
+      <w:r>
+        <w:rPr>
+          <w:rFonts w:ascii="微软雅黑" w:hAnsi="微软雅黑" w:eastAsia="微软雅黑"/>
+          <w:b w:val="0"/>
+        </w:rPr>
+        <w:t>、</w:t>
+      </w:r>
+      <w:r>
+        <w:rPr>
+          <w:rFonts w:ascii="微软雅黑" w:hAnsi="微软雅黑" w:eastAsia="微软雅黑"/>
+          <w:color w:val="B03060"/>
+        </w:rPr>
+        <w:t>PAT-RULE-007</w:t>
+      </w:r>
+      <w:r>
+        <w:rPr>
+          <w:rFonts w:ascii="微软雅黑" w:hAnsi="微软雅黑" w:eastAsia="微软雅黑"/>
+          <w:b w:val="0"/>
+        </w:rPr>
+        <w:t>。条号请代理师按现行文本核对。</w:t>
+      </w:r>
+    </w:p>
+    <w:p/>
+    <w:p>
+      <w:pPr>
+        <w:pStyle w:val="Heading2"/>
+      </w:pPr>
+      <w:r>
+        <w:rPr>
+          <w:rFonts w:ascii="微软雅黑" w:hAnsi="微软雅黑" w:eastAsia="微软雅黑"/>
+          <w:b w:val="0"/>
+        </w:rPr>
         <w:t>建议的动作顺序</w:t>
       </w:r>
     </w:p>
